--- a/backend/modelos/_procuracoes_rotativas/P04.docx
+++ b/backend/modelos/_procuracoes_rotativas/P04.docx
@@ -52,7 +52,7 @@
           <w:rFonts w:ascii="Georgia" w:hAnsi="Georgia"/>
           <w:sz w:val="22"/>
         </w:rPr>
-        <w:t>Conferindo-lhe os poderes da cláusula “ad judicia et extra”, para o foro em geral, em qualquer juízo, instância ou tribunal, podendo propor ações, contestar, recorrer, transigir, firmar compromissos, receber e dar quitação, requerer alvarás, levantar valores, prestar declarações, representar perante instituições financeiras, praticando todos os atos necessários ao fiel cumprimento deste mandato, especialmente para atuação em face de {{ administradora }}.</w:t>
+        <w:t>Conferindo-lhe os poderes da cláusula “ad judicia et extra”, para o foro em geral, em qualquer juízo, instância ou tribunal, podendo propor ações, contestar, recorrer, transigir, celebrar acordos, firmar acordos, firmar compromissos, receber e dar quitação, requerer alvarás, levantar valores, prestar declarações, representar perante instituições financeiras, praticando todos os atos necessários ao fiel cumprimento deste mandato, especialmente para atuação em face de {{ administradora }}.</w:t>
       </w:r>
     </w:p>
     <w:p>
